--- a/assets/resources/downloads/templates-voicemail-email-pair.docx
+++ b/assets/resources/downloads/templates-voicemail-email-pair.docx
@@ -259,7 +259,7 @@
           <w:sz w:val="22"/>
           <w:szCs w:val="22"/>
         </w:rPr>
-        <w:t xml:space="preserve">"Hi Priya, Sam with Northlight. I called about weekend support coverage — a few teams like yours have been rethinking it. I will send a short email so you have it in writing, no pressure to call back. My number is 555-0142, again 555-0142. Thanks Priya."</w:t>
+        <w:t xml:space="preserve">"Hi Priya, Sam with Northlight. I called about weekend support coverage — I saw you are hiring for your support team, so the timing seemed relevant. I will send a short email so you have it in writing, no pressure to call back. My number is 555-0142, again 555-0142. Thanks Priya."</w:t>
       </w:r>
     </w:p>
     <w:p>
